--- a/Tech Stack.docx
+++ b/Tech Stack.docx
@@ -4,11 +4,21 @@
   <w:body>
     <w:p>
       <w:pPr>
-        <w:pStyle w:val="Heading1"/>
-        <w:spacing w:before="0"/>
+        <w:rPr>
+          <w:b/>
+          <w:bCs/>
+          <w:sz w:val="32"/>
+          <w:szCs w:val="32"/>
+        </w:rPr>
       </w:pPr>
       <w:bookmarkStart w:id="0" w:name="_Toc234708480"/>
       <w:r>
+        <w:rPr>
+          <w:b/>
+          <w:bCs/>
+          <w:sz w:val="32"/>
+          <w:szCs w:val="32"/>
+        </w:rPr>
         <w:t>KriGo Technology Stack</w:t>
       </w:r>
       <w:bookmarkEnd w:id="0"/>
@@ -42,7 +52,15 @@
         <w:spacing w:line="278" w:lineRule="auto"/>
       </w:pPr>
       <w:r>
-        <w:t>For implementing asynchronous processes and events communication, RabbitMQ and BullMQ tools will be used to manage background tasks, notifications, and message routing, as well as WebSockets for real-time communication. Other technologies such as the OpenAI API and LangChain frameworks allow implementing artificial intelligence capabilities for assisting users and making personalized vehicle recommendations. Infrastructure technologies such as Docker, Nginx, and GitHub Actions allow building containers, continuous integration, and automated delivery of code, while Prometheus, Grafana, and Sentry give monitoring, analysis, and error tracking capabilities.</w:t>
+        <w:t xml:space="preserve">For implementing asynchronous processes and events communication, RabbitMQ and BullMQ tools will be used to manage background tasks, notifications, and message routing, as well as WebSockets for real-time communication. Other technologies such as the OpenAI API and </w:t>
+      </w:r>
+      <w:proofErr w:type="spellStart"/>
+      <w:r>
+        <w:t>LangChain</w:t>
+      </w:r>
+      <w:proofErr w:type="spellEnd"/>
+      <w:r>
+        <w:t xml:space="preserve"> frameworks allow implementing artificial intelligence capabilities for assisting users and making personalized vehicle recommendations. Infrastructure technologies such as Docker, Nginx, and GitHub Actions allow building containers, continuous integration, and automated delivery of code, while Prometheus, Grafana, and Sentry give monitoring, analysis, and error tracking capabilities.</w:t>
       </w:r>
     </w:p>
     <w:p>
@@ -64,8 +82,13 @@
     <w:sdt>
       <w:sdtPr>
         <w:rPr>
+          <w:rFonts w:ascii="Times New Roman" w:eastAsiaTheme="minorHAnsi" w:hAnsi="Times New Roman" w:cstheme="minorBidi"/>
+          <w:b w:val="0"/>
+          <w:color w:val="auto"/>
+          <w:kern w:val="2"/>
           <w:sz w:val="28"/>
           <w:szCs w:val="28"/>
+          <w14:ligatures w14:val="standardContextual"/>
         </w:rPr>
         <w:id w:val="-524171071"/>
         <w:docPartObj>
@@ -75,14 +98,10 @@
       </w:sdtPr>
       <w:sdtEndPr>
         <w:rPr>
-          <w:rFonts w:ascii="Times New Roman" w:eastAsiaTheme="minorHAnsi" w:hAnsi="Times New Roman" w:cstheme="minorBidi"/>
           <w:bCs/>
           <w:noProof/>
-          <w:color w:val="auto"/>
-          <w:kern w:val="2"/>
           <w:sz w:val="24"/>
           <w:szCs w:val="24"/>
-          <w14:ligatures w14:val="standardContextual"/>
         </w:rPr>
       </w:sdtEndPr>
       <w:sdtContent>
@@ -184,7 +203,13 @@
               <w:rPr>
                 <w:rStyle w:val="Hyperlink"/>
               </w:rPr>
-              <w:t>Frontend Technologies</w:t>
+              <w:t>F</w:t>
+            </w:r>
+            <w:r>
+              <w:rPr>
+                <w:rStyle w:val="Hyperlink"/>
+              </w:rPr>
+              <w:t>rontend Technologies</w:t>
             </w:r>
             <w:r>
               <w:rPr>
@@ -2788,13 +2813,15 @@
         <w:spacing w:line="276" w:lineRule="auto"/>
       </w:pPr>
       <w:r>
-        <w:t xml:space="preserve">Electron.js is an </w:t>
-      </w:r>
-      <w:r>
-        <w:t>open-source</w:t>
-      </w:r>
-      <w:r>
-        <w:t xml:space="preserve"> software development kit used to create applications that run on multiple operating systems and use common web technologies such as HTML, CSS, and JavaScript. The OpenJS Foundation is responsible for the development of Electron. Through the use of a browser engine and a server-side runtime, Electron allows developers to create desktop applications using web technologies. This helps to create applications that are able to access the computer's local system resources but have rich graphical user interfaces</w:t>
+        <w:t xml:space="preserve">Electron.js is an open-source software development kit used to create applications that run on multiple operating systems and use common web technologies such as HTML, CSS, and JavaScript. The </w:t>
+      </w:r>
+      <w:proofErr w:type="spellStart"/>
+      <w:r>
+        <w:t>OpenJS</w:t>
+      </w:r>
+      <w:proofErr w:type="spellEnd"/>
+      <w:r>
+        <w:t xml:space="preserve"> Foundation is responsible for the development of Electron. Through the use of a browser engine and a server-side runtime, Electron allows developers to create desktop applications using web technologies. This helps to create applications that are able to access the computer's local system resources but have rich graphical user interfaces</w:t>
       </w:r>
       <w:r>
         <w:rPr>
@@ -3877,7 +3904,15 @@
         </w:drawing>
       </w:r>
       <w:r>
-        <w:t>NestJS is an open-source and progressive framework for Node.js that has been created to help developers build efficient and maintainable server-side apps. As a framework that is written using TypeScript, NestJS combines modern approaches to software engineering through its incorporation of object-oriented programming, functional programming, and reactive programming paradigms. The framework makes use of Express.js as its default HTTP layer while providing support for Fastify to meet performance needs. The use of NestJS helps in building enterprise-scale backend systems in a structured manner</w:t>
+        <w:t xml:space="preserve">NestJS is an open-source and progressive framework for Node.js that has been created to help developers build efficient and maintainable server-side apps. As a framework that is written using TypeScript, NestJS combines modern approaches to software engineering through its incorporation of object-oriented programming, functional programming, and reactive programming paradigms. The framework makes use of Express.js as its default HTTP layer while providing support for </w:t>
+      </w:r>
+      <w:proofErr w:type="spellStart"/>
+      <w:r>
+        <w:t>Fastify</w:t>
+      </w:r>
+      <w:proofErr w:type="spellEnd"/>
+      <w:r>
+        <w:t xml:space="preserve"> to meet performance needs. The use of NestJS helps in building enterprise-scale backend systems in a structured manner</w:t>
       </w:r>
       <w:r>
         <w:rPr>
@@ -4122,7 +4157,15 @@
         <w:spacing w:line="276" w:lineRule="auto"/>
       </w:pPr>
       <w:r>
-        <w:t>NestJS also provides the following built-in features: RESTful APIs, middleware, validation, authentication, authorization, exception handling, logging, scheduling, WebSockets, microservices and OpenAPI (Swagger) to document the API. The mentioned features significantly simplify the development and contribute to the consistency of backend architecture</w:t>
+        <w:t xml:space="preserve">NestJS also provides the following built-in features: RESTful APIs, middleware, validation, authentication, authorization, exception handling, logging, scheduling, WebSockets, microservices and </w:t>
+      </w:r>
+      <w:proofErr w:type="spellStart"/>
+      <w:r>
+        <w:t>OpenAPI</w:t>
+      </w:r>
+      <w:proofErr w:type="spellEnd"/>
+      <w:r>
+        <w:t xml:space="preserve"> (Swagger) to document the API. The mentioned features significantly simplify the development and contribute to the consistency of backend architecture</w:t>
       </w:r>
       <w:r>
         <w:rPr>
@@ -4451,7 +4494,15 @@
         <w:spacing w:line="278" w:lineRule="auto"/>
       </w:pPr>
       <w:r>
-        <w:t>As opposed to traditional RDBMS which primarily focus on storing structured data, PostgreSQL provides a wide range of advanced functionality including JSON and JSONB type support, full-text search, materialized views, parallel queries, windowing functions, and extendability by creating new data types and extensions. The described characteristics make PostgreSQL applicable for mission-critical tasks that demand high availability and strong data consistency.</w:t>
+        <w:t xml:space="preserve">As opposed to traditional RDBMS which primarily focus on storing structured data, PostgreSQL provides a wide range of advanced functionality including JSON and JSONB type support, full-text search, materialized views, parallel queries, windowing functions, and </w:t>
+      </w:r>
+      <w:proofErr w:type="spellStart"/>
+      <w:r>
+        <w:t>extendability</w:t>
+      </w:r>
+      <w:proofErr w:type="spellEnd"/>
+      <w:r>
+        <w:t xml:space="preserve"> by creating new data types and extensions. The described characteristics make PostgreSQL applicable for mission-critical tasks that demand high availability and strong data consistency.</w:t>
       </w:r>
     </w:p>
     <w:p>
@@ -4686,7 +4737,15 @@
     </w:p>
     <w:p>
       <w:r>
-        <w:t>There are several types of indexes provided by PostgreSQL such as B-tree, Hash, GiST, GIN, BRIN, and partial indexes. All these types significantly increase the speed of performing queries, such as searching the vehicle, making a reservation, managing the client, and displaying reports on dashboards. Thus, PostgreSQL provides efficient indexes that help meeting the performance requirements of the platform working with many concurrent users.</w:t>
+        <w:t xml:space="preserve">There are several types of indexes provided by PostgreSQL such as B-tree, Hash, </w:t>
+      </w:r>
+      <w:proofErr w:type="spellStart"/>
+      <w:r>
+        <w:t>GiST</w:t>
+      </w:r>
+      <w:proofErr w:type="spellEnd"/>
+      <w:r>
+        <w:t>, GIN, BRIN, and partial indexes. All these types significantly increase the speed of performing queries, such as searching the vehicle, making a reservation, managing the client, and displaying reports on dashboards. Thus, PostgreSQL provides efficient indexes that help meeting the performance requirements of the platform working with many concurrent users.</w:t>
       </w:r>
     </w:p>
     <w:p>
@@ -5091,10 +5150,15 @@
     </w:p>
     <w:p>
       <w:r>
-        <w:t>In</w:t>
-      </w:r>
-      <w:r>
-        <w:t xml:space="preserve"> addition to that, pgvector is able to build Approximate Nearest Neighbor (ANN) indexes using HNSW (Hierarchical Navigable Small World) and IVFFlat approaches. It helps significantly to increase search speed when working with millions of vectors</w:t>
+        <w:t xml:space="preserve">In addition to that, pgvector is able to build Approximate Nearest Neighbor (ANN) indexes using HNSW (Hierarchical Navigable Small World) and </w:t>
+      </w:r>
+      <w:proofErr w:type="spellStart"/>
+      <w:r>
+        <w:t>IVFFlat</w:t>
+      </w:r>
+      <w:proofErr w:type="spellEnd"/>
+      <w:r>
+        <w:t xml:space="preserve"> approaches. It helps significantly to increase search speed when working with millions of vectors</w:t>
       </w:r>
       <w:r>
         <w:rPr>
@@ -6544,13 +6608,7 @@
         <w:spacing w:line="278" w:lineRule="auto"/>
       </w:pPr>
       <w:r>
-        <w:t xml:space="preserve">BullMQ is an advanced, </w:t>
-      </w:r>
-      <w:r>
-        <w:t>open-source</w:t>
-      </w:r>
-      <w:r>
-        <w:t xml:space="preserve"> job queuing library for Node.js based on Redis. It provides a way for applications to execute background jobs in an asynchronous manner through queuing them in Redis queues and executing them separately from the main thread of the application. BullMQ is designed to facilitate the management of delayed jobs, scheduling of jobs, retries, rate limiting, concurrency, and distributed jobs execution, thus offering an efficient way to handle backend applications.</w:t>
+        <w:t>BullMQ is an advanced, open-source job queuing library for Node.js based on Redis. It provides a way for applications to execute background jobs in an asynchronous manner through queuing them in Redis queues and executing them separately from the main thread of the application. BullMQ is designed to facilitate the management of delayed jobs, scheduling of jobs, retries, rate limiting, concurrency, and distributed jobs execution, thus offering an efficient way to handle backend applications.</w:t>
       </w:r>
     </w:p>
     <w:p>
@@ -6567,10 +6625,7 @@
         <w:footnoteReference w:id="15"/>
       </w:r>
       <w:r>
-        <w:t>.</w:t>
-      </w:r>
-      <w:r>
-        <w:t xml:space="preserve"> </w:t>
+        <w:t xml:space="preserve">. </w:t>
       </w:r>
     </w:p>
     <w:p>
@@ -6961,7 +7016,15 @@
         <w:spacing w:line="276" w:lineRule="auto"/>
       </w:pPr>
       <w:r>
-        <w:t>Monitoring of employees activities.</w:t>
+        <w:t xml:space="preserve">Monitoring of </w:t>
+      </w:r>
+      <w:proofErr w:type="gramStart"/>
+      <w:r>
+        <w:t>employees</w:t>
+      </w:r>
+      <w:proofErr w:type="gramEnd"/>
+      <w:r>
+        <w:t xml:space="preserve"> activities.</w:t>
       </w:r>
     </w:p>
     <w:p>
@@ -7113,13 +7176,7 @@
         </w:numPr>
       </w:pPr>
       <w:r>
-        <w:t>Scans of driving license</w:t>
-      </w:r>
-      <w:r>
-        <w:t xml:space="preserve">, </w:t>
-      </w:r>
-      <w:r>
-        <w:t>national identity documents.</w:t>
+        <w:t>Scans of driving license, national identity documents.</w:t>
       </w:r>
     </w:p>
     <w:p>
@@ -7316,13 +7373,7 @@
         </w:drawing>
       </w:r>
       <w:r>
-        <w:t xml:space="preserve">Apache JMeter is an </w:t>
-      </w:r>
-      <w:r>
-        <w:t>open-source</w:t>
-      </w:r>
-      <w:r>
-        <w:t xml:space="preserve"> tool for load testing and performance testing that was created by the Apache Software Foundation. Initially, it was created for the testing of web applications but has evolved into a tool capable of performing tests of the performance, scalability and reliability of a variety of systems like REST APIs, web applications, databases, FTP, WebSocket and messaging systems. JMeter allows developing and executing scenarios involving multiple concurrent users and measuring response times as well as identifying performance bottlenecks and evaluating the system's behavior under varying loads.</w:t>
+        <w:t>Apache JMeter is an open-source tool for load testing and performance testing that was created by the Apache Software Foundation. Initially, it was created for the testing of web applications but has evolved into a tool capable of performing tests of the performance, scalability and reliability of a variety of systems like REST APIs, web applications, databases, FTP, WebSocket and messaging systems. JMeter allows developing and executing scenarios involving multiple concurrent users and measuring response times as well as identifying performance bottlenecks and evaluating the system's behavior under varying loads.</w:t>
       </w:r>
     </w:p>
     <w:p>
@@ -7963,13 +8014,7 @@
         <w:spacing w:line="278" w:lineRule="auto"/>
       </w:pPr>
       <w:r>
-        <w:t>NestJS Backend API</w:t>
-      </w:r>
-      <w:r>
-        <w:t xml:space="preserve">, </w:t>
-      </w:r>
-      <w:r>
-        <w:t>Next.js Web Application</w:t>
+        <w:t>NestJS Backend API, Next.js Web Application</w:t>
       </w:r>
     </w:p>
     <w:p>
@@ -7982,25 +8027,7 @@
         <w:spacing w:line="278" w:lineRule="auto"/>
       </w:pPr>
       <w:r>
-        <w:t>PostgreSQL Database</w:t>
-      </w:r>
-      <w:r>
-        <w:t xml:space="preserve">, </w:t>
-      </w:r>
-      <w:r>
-        <w:t>pgvector Extension</w:t>
-      </w:r>
-      <w:r>
-        <w:t xml:space="preserve">, </w:t>
-      </w:r>
-      <w:r>
-        <w:t>Neo4j Graph Database</w:t>
-      </w:r>
-      <w:r>
-        <w:t xml:space="preserve">, </w:t>
-      </w:r>
-      <w:r>
-        <w:t>Redis Cache</w:t>
+        <w:t>PostgreSQL Database, pgvector Extension, Neo4j Graph Database, Redis Cache</w:t>
       </w:r>
     </w:p>
     <w:p>
@@ -8013,13 +8040,7 @@
         <w:spacing w:line="278" w:lineRule="auto"/>
       </w:pPr>
       <w:r>
-        <w:t>RabbitMQ Message Broker</w:t>
-      </w:r>
-      <w:r>
-        <w:t xml:space="preserve">, </w:t>
-      </w:r>
-      <w:r>
-        <w:t>BullMQ Workers</w:t>
+        <w:t>RabbitMQ Message Broker, BullMQ Workers</w:t>
       </w:r>
     </w:p>
     <w:p>
@@ -8032,13 +8053,7 @@
         <w:spacing w:line="278" w:lineRule="auto"/>
       </w:pPr>
       <w:r>
-        <w:t>WebSocket Gateway</w:t>
-      </w:r>
-      <w:r>
-        <w:t xml:space="preserve">, </w:t>
-      </w:r>
-      <w:r>
-        <w:t>Object Storage</w:t>
+        <w:t>WebSocket Gateway, Object Storage</w:t>
       </w:r>
     </w:p>
     <w:p>
@@ -8051,13 +8066,7 @@
         <w:spacing w:line="278" w:lineRule="auto"/>
       </w:pPr>
       <w:r>
-        <w:t>Monitoring and Logging Services</w:t>
-      </w:r>
-      <w:r>
-        <w:t xml:space="preserve">, </w:t>
-      </w:r>
-      <w:r>
-        <w:t>Development and Testing Environments</w:t>
+        <w:t>Monitoring and Logging Services, Development and Testing Environments</w:t>
       </w:r>
     </w:p>
     <w:p>
@@ -8463,7 +8472,7 @@
         </w:rPr>
         <w:lastRenderedPageBreak/>
         <w:drawing>
-          <wp:anchor distT="0" distB="0" distL="114300" distR="114300" simplePos="0" relativeHeight="251670528" behindDoc="0" locked="0" layoutInCell="1" allowOverlap="1" wp14:anchorId="3F7B9D54" wp14:editId="2E44F465">
+          <wp:anchor distT="0" distB="0" distL="114300" distR="114300" simplePos="0" relativeHeight="251670528" behindDoc="0" locked="0" layoutInCell="1" allowOverlap="1" wp14:anchorId="3F7B9D54" wp14:editId="0D1C1C57">
             <wp:simplePos x="0" y="0"/>
             <wp:positionH relativeFrom="column">
               <wp:posOffset>5102225</wp:posOffset>
@@ -8535,13 +8544,7 @@
         <w:spacing w:line="276" w:lineRule="auto"/>
       </w:pPr>
       <w:r>
-        <w:t xml:space="preserve">Grafana is a free and </w:t>
-      </w:r>
-      <w:r>
-        <w:t>open-source</w:t>
-      </w:r>
-      <w:r>
-        <w:t xml:space="preserve"> data visualization platform that provides capabilities for monitoring, analyzing and visualizing the time series data acquired from different data sources. Grafana is an analytics platform that presents interactive dashboards allowing developers, system administrators and DevOps engineers to monitor the performance of applications, infrastructures and operations in real-time. Since Grafana can work with many data sources such as Prometheus, PostgreSQL, MySQL, Elasticsearch, InfluxDB, Loki and monitoring cloud services, it is one of the most popular visualization platforms today</w:t>
+        <w:t>Grafana is a free and open-source data visualization platform that provides capabilities for monitoring, analyzing and visualizing the time series data acquired from different data sources. Grafana is an analytics platform that presents interactive dashboards allowing developers, system administrators and DevOps engineers to monitor the performance of applications, infrastructures and operations in real-time. Since Grafana can work with many data sources such as Prometheus, PostgreSQL, MySQL, Elasticsearch, InfluxDB, Loki and monitoring cloud services, it is one of the most popular visualization platforms today</w:t>
       </w:r>
       <w:r>
         <w:rPr>
@@ -8651,24 +8654,24 @@
         <w:tblStyle w:val="PlainTable1"/>
         <w:tblW w:w="0" w:type="auto"/>
         <w:tblCellMar>
-          <w:top w:w="86" w:type="dxa"/>
-          <w:bottom w:w="86" w:type="dxa"/>
+          <w:top w:w="72" w:type="dxa"/>
+          <w:bottom w:w="72" w:type="dxa"/>
         </w:tblCellMar>
         <w:tblLook w:val="04A0" w:firstRow="1" w:lastRow="0" w:firstColumn="1" w:lastColumn="0" w:noHBand="0" w:noVBand="1"/>
       </w:tblPr>
       <w:tblGrid>
-        <w:gridCol w:w="3955"/>
-        <w:gridCol w:w="5040"/>
+        <w:gridCol w:w="5395"/>
+        <w:gridCol w:w="3600"/>
       </w:tblGrid>
       <w:tr>
         <w:trPr>
           <w:cnfStyle w:val="100000000000" w:firstRow="1" w:lastRow="0" w:firstColumn="0" w:lastColumn="0" w:oddVBand="0" w:evenVBand="0" w:oddHBand="0" w:evenHBand="0" w:firstRowFirstColumn="0" w:firstRowLastColumn="0" w:lastRowFirstColumn="0" w:lastRowLastColumn="0"/>
-          <w:trHeight w:val="419"/>
+          <w:trHeight w:val="432"/>
         </w:trPr>
         <w:tc>
           <w:tcPr>
             <w:cnfStyle w:val="001000000000" w:firstRow="0" w:lastRow="0" w:firstColumn="1" w:lastColumn="0" w:oddVBand="0" w:evenVBand="0" w:oddHBand="0" w:evenHBand="0" w:firstRowFirstColumn="0" w:firstRowLastColumn="0" w:lastRowFirstColumn="0" w:lastRowLastColumn="0"/>
-            <w:tcW w:w="3955" w:type="dxa"/>
+            <w:tcW w:w="5395" w:type="dxa"/>
             <w:vAlign w:val="center"/>
             <w:hideMark/>
           </w:tcPr>
@@ -8683,7 +8686,7 @@
         </w:tc>
         <w:tc>
           <w:tcPr>
-            <w:tcW w:w="5040" w:type="dxa"/>
+            <w:tcW w:w="3600" w:type="dxa"/>
             <w:vAlign w:val="center"/>
             <w:hideMark/>
           </w:tcPr>
@@ -8706,22 +8709,30 @@
         <w:tc>
           <w:tcPr>
             <w:cnfStyle w:val="001000000000" w:firstRow="0" w:lastRow="0" w:firstColumn="1" w:lastColumn="0" w:oddVBand="0" w:evenVBand="0" w:oddHBand="0" w:evenHBand="0" w:firstRowFirstColumn="0" w:firstRowLastColumn="0" w:lastRowFirstColumn="0" w:lastRowLastColumn="0"/>
-            <w:tcW w:w="3955" w:type="dxa"/>
+            <w:tcW w:w="5395" w:type="dxa"/>
             <w:vAlign w:val="center"/>
             <w:hideMark/>
           </w:tcPr>
           <w:p>
             <w:pPr>
               <w:spacing w:line="276" w:lineRule="auto"/>
+              <w:rPr>
+                <w:b w:val="0"/>
+                <w:bCs w:val="0"/>
+              </w:rPr>
             </w:pPr>
             <w:r>
+              <w:rPr>
+                <w:b w:val="0"/>
+                <w:bCs w:val="0"/>
+              </w:rPr>
               <w:t>Web Application</w:t>
             </w:r>
           </w:p>
         </w:tc>
         <w:tc>
           <w:tcPr>
-            <w:tcW w:w="5040" w:type="dxa"/>
+            <w:tcW w:w="3600" w:type="dxa"/>
             <w:vAlign w:val="center"/>
             <w:hideMark/>
           </w:tcPr>
@@ -8743,22 +8754,30 @@
         <w:tc>
           <w:tcPr>
             <w:cnfStyle w:val="001000000000" w:firstRow="0" w:lastRow="0" w:firstColumn="1" w:lastColumn="0" w:oddVBand="0" w:evenVBand="0" w:oddHBand="0" w:evenHBand="0" w:firstRowFirstColumn="0" w:firstRowLastColumn="0" w:lastRowFirstColumn="0" w:lastRowLastColumn="0"/>
-            <w:tcW w:w="3955" w:type="dxa"/>
+            <w:tcW w:w="5395" w:type="dxa"/>
             <w:vAlign w:val="center"/>
             <w:hideMark/>
           </w:tcPr>
           <w:p>
             <w:pPr>
               <w:spacing w:line="276" w:lineRule="auto"/>
+              <w:rPr>
+                <w:b w:val="0"/>
+                <w:bCs w:val="0"/>
+              </w:rPr>
             </w:pPr>
             <w:r>
+              <w:rPr>
+                <w:b w:val="0"/>
+                <w:bCs w:val="0"/>
+              </w:rPr>
               <w:t>Desktop Administration</w:t>
             </w:r>
           </w:p>
         </w:tc>
         <w:tc>
           <w:tcPr>
-            <w:tcW w:w="5040" w:type="dxa"/>
+            <w:tcW w:w="3600" w:type="dxa"/>
             <w:vAlign w:val="center"/>
             <w:hideMark/>
           </w:tcPr>
@@ -8781,22 +8800,30 @@
         <w:tc>
           <w:tcPr>
             <w:cnfStyle w:val="001000000000" w:firstRow="0" w:lastRow="0" w:firstColumn="1" w:lastColumn="0" w:oddVBand="0" w:evenVBand="0" w:oddHBand="0" w:evenHBand="0" w:firstRowFirstColumn="0" w:firstRowLastColumn="0" w:lastRowFirstColumn="0" w:lastRowLastColumn="0"/>
-            <w:tcW w:w="3955" w:type="dxa"/>
+            <w:tcW w:w="5395" w:type="dxa"/>
             <w:vAlign w:val="center"/>
             <w:hideMark/>
           </w:tcPr>
           <w:p>
             <w:pPr>
               <w:spacing w:line="276" w:lineRule="auto"/>
+              <w:rPr>
+                <w:b w:val="0"/>
+                <w:bCs w:val="0"/>
+              </w:rPr>
             </w:pPr>
             <w:r>
+              <w:rPr>
+                <w:b w:val="0"/>
+                <w:bCs w:val="0"/>
+              </w:rPr>
               <w:t>Mobile Application</w:t>
             </w:r>
           </w:p>
         </w:tc>
         <w:tc>
           <w:tcPr>
-            <w:tcW w:w="5040" w:type="dxa"/>
+            <w:tcW w:w="3600" w:type="dxa"/>
             <w:vAlign w:val="center"/>
             <w:hideMark/>
           </w:tcPr>
@@ -8818,22 +8845,30 @@
         <w:tc>
           <w:tcPr>
             <w:cnfStyle w:val="001000000000" w:firstRow="0" w:lastRow="0" w:firstColumn="1" w:lastColumn="0" w:oddVBand="0" w:evenVBand="0" w:oddHBand="0" w:evenHBand="0" w:firstRowFirstColumn="0" w:firstRowLastColumn="0" w:lastRowFirstColumn="0" w:lastRowLastColumn="0"/>
-            <w:tcW w:w="3955" w:type="dxa"/>
+            <w:tcW w:w="5395" w:type="dxa"/>
             <w:vAlign w:val="center"/>
             <w:hideMark/>
           </w:tcPr>
           <w:p>
             <w:pPr>
               <w:spacing w:line="276" w:lineRule="auto"/>
+              <w:rPr>
+                <w:b w:val="0"/>
+                <w:bCs w:val="0"/>
+              </w:rPr>
             </w:pPr>
             <w:r>
+              <w:rPr>
+                <w:b w:val="0"/>
+                <w:bCs w:val="0"/>
+              </w:rPr>
               <w:t>Backend API</w:t>
             </w:r>
           </w:p>
         </w:tc>
         <w:tc>
           <w:tcPr>
-            <w:tcW w:w="5040" w:type="dxa"/>
+            <w:tcW w:w="3600" w:type="dxa"/>
             <w:vAlign w:val="center"/>
             <w:hideMark/>
           </w:tcPr>
@@ -8856,22 +8891,30 @@
         <w:tc>
           <w:tcPr>
             <w:cnfStyle w:val="001000000000" w:firstRow="0" w:lastRow="0" w:firstColumn="1" w:lastColumn="0" w:oddVBand="0" w:evenVBand="0" w:oddHBand="0" w:evenHBand="0" w:firstRowFirstColumn="0" w:firstRowLastColumn="0" w:lastRowFirstColumn="0" w:lastRowLastColumn="0"/>
-            <w:tcW w:w="3955" w:type="dxa"/>
+            <w:tcW w:w="5395" w:type="dxa"/>
             <w:vAlign w:val="center"/>
             <w:hideMark/>
           </w:tcPr>
           <w:p>
             <w:pPr>
               <w:spacing w:line="276" w:lineRule="auto"/>
+              <w:rPr>
+                <w:b w:val="0"/>
+                <w:bCs w:val="0"/>
+              </w:rPr>
             </w:pPr>
             <w:r>
+              <w:rPr>
+                <w:b w:val="0"/>
+                <w:bCs w:val="0"/>
+              </w:rPr>
               <w:t>ORM</w:t>
             </w:r>
           </w:p>
         </w:tc>
         <w:tc>
           <w:tcPr>
-            <w:tcW w:w="5040" w:type="dxa"/>
+            <w:tcW w:w="3600" w:type="dxa"/>
             <w:vAlign w:val="center"/>
             <w:hideMark/>
           </w:tcPr>
@@ -8893,22 +8936,30 @@
         <w:tc>
           <w:tcPr>
             <w:cnfStyle w:val="001000000000" w:firstRow="0" w:lastRow="0" w:firstColumn="1" w:lastColumn="0" w:oddVBand="0" w:evenVBand="0" w:oddHBand="0" w:evenHBand="0" w:firstRowFirstColumn="0" w:firstRowLastColumn="0" w:lastRowFirstColumn="0" w:lastRowLastColumn="0"/>
-            <w:tcW w:w="3955" w:type="dxa"/>
+            <w:tcW w:w="5395" w:type="dxa"/>
             <w:vAlign w:val="center"/>
             <w:hideMark/>
           </w:tcPr>
           <w:p>
             <w:pPr>
               <w:spacing w:line="276" w:lineRule="auto"/>
+              <w:rPr>
+                <w:b w:val="0"/>
+                <w:bCs w:val="0"/>
+              </w:rPr>
             </w:pPr>
             <w:r>
+              <w:rPr>
+                <w:b w:val="0"/>
+                <w:bCs w:val="0"/>
+              </w:rPr>
               <w:t>Primary Database</w:t>
             </w:r>
           </w:p>
         </w:tc>
         <w:tc>
           <w:tcPr>
-            <w:tcW w:w="5040" w:type="dxa"/>
+            <w:tcW w:w="3600" w:type="dxa"/>
             <w:vAlign w:val="center"/>
             <w:hideMark/>
           </w:tcPr>
@@ -8931,22 +8982,30 @@
         <w:tc>
           <w:tcPr>
             <w:cnfStyle w:val="001000000000" w:firstRow="0" w:lastRow="0" w:firstColumn="1" w:lastColumn="0" w:oddVBand="0" w:evenVBand="0" w:oddHBand="0" w:evenHBand="0" w:firstRowFirstColumn="0" w:firstRowLastColumn="0" w:lastRowFirstColumn="0" w:lastRowLastColumn="0"/>
-            <w:tcW w:w="3955" w:type="dxa"/>
+            <w:tcW w:w="5395" w:type="dxa"/>
             <w:vAlign w:val="center"/>
             <w:hideMark/>
           </w:tcPr>
           <w:p>
             <w:pPr>
               <w:spacing w:line="276" w:lineRule="auto"/>
+              <w:rPr>
+                <w:b w:val="0"/>
+                <w:bCs w:val="0"/>
+              </w:rPr>
             </w:pPr>
             <w:r>
+              <w:rPr>
+                <w:b w:val="0"/>
+                <w:bCs w:val="0"/>
+              </w:rPr>
               <w:t>Vector Search</w:t>
             </w:r>
           </w:p>
         </w:tc>
         <w:tc>
           <w:tcPr>
-            <w:tcW w:w="5040" w:type="dxa"/>
+            <w:tcW w:w="3600" w:type="dxa"/>
             <w:vAlign w:val="center"/>
             <w:hideMark/>
           </w:tcPr>
@@ -8968,22 +9027,30 @@
         <w:tc>
           <w:tcPr>
             <w:cnfStyle w:val="001000000000" w:firstRow="0" w:lastRow="0" w:firstColumn="1" w:lastColumn="0" w:oddVBand="0" w:evenVBand="0" w:oddHBand="0" w:evenHBand="0" w:firstRowFirstColumn="0" w:firstRowLastColumn="0" w:lastRowFirstColumn="0" w:lastRowLastColumn="0"/>
-            <w:tcW w:w="3955" w:type="dxa"/>
+            <w:tcW w:w="5395" w:type="dxa"/>
             <w:vAlign w:val="center"/>
             <w:hideMark/>
           </w:tcPr>
           <w:p>
             <w:pPr>
               <w:spacing w:line="276" w:lineRule="auto"/>
+              <w:rPr>
+                <w:b w:val="0"/>
+                <w:bCs w:val="0"/>
+              </w:rPr>
             </w:pPr>
             <w:r>
+              <w:rPr>
+                <w:b w:val="0"/>
+                <w:bCs w:val="0"/>
+              </w:rPr>
               <w:t>Graph Database</w:t>
             </w:r>
           </w:p>
         </w:tc>
         <w:tc>
           <w:tcPr>
-            <w:tcW w:w="5040" w:type="dxa"/>
+            <w:tcW w:w="3600" w:type="dxa"/>
             <w:vAlign w:val="center"/>
             <w:hideMark/>
           </w:tcPr>
@@ -9006,22 +9073,30 @@
         <w:tc>
           <w:tcPr>
             <w:cnfStyle w:val="001000000000" w:firstRow="0" w:lastRow="0" w:firstColumn="1" w:lastColumn="0" w:oddVBand="0" w:evenVBand="0" w:oddHBand="0" w:evenHBand="0" w:firstRowFirstColumn="0" w:firstRowLastColumn="0" w:lastRowFirstColumn="0" w:lastRowLastColumn="0"/>
-            <w:tcW w:w="3955" w:type="dxa"/>
+            <w:tcW w:w="5395" w:type="dxa"/>
             <w:vAlign w:val="center"/>
             <w:hideMark/>
           </w:tcPr>
           <w:p>
             <w:pPr>
               <w:spacing w:line="276" w:lineRule="auto"/>
+              <w:rPr>
+                <w:b w:val="0"/>
+                <w:bCs w:val="0"/>
+              </w:rPr>
             </w:pPr>
             <w:r>
+              <w:rPr>
+                <w:b w:val="0"/>
+                <w:bCs w:val="0"/>
+              </w:rPr>
               <w:t>Cache</w:t>
             </w:r>
           </w:p>
         </w:tc>
         <w:tc>
           <w:tcPr>
-            <w:tcW w:w="5040" w:type="dxa"/>
+            <w:tcW w:w="3600" w:type="dxa"/>
             <w:vAlign w:val="center"/>
             <w:hideMark/>
           </w:tcPr>
@@ -9043,22 +9118,30 @@
         <w:tc>
           <w:tcPr>
             <w:cnfStyle w:val="001000000000" w:firstRow="0" w:lastRow="0" w:firstColumn="1" w:lastColumn="0" w:oddVBand="0" w:evenVBand="0" w:oddHBand="0" w:evenHBand="0" w:firstRowFirstColumn="0" w:firstRowLastColumn="0" w:lastRowFirstColumn="0" w:lastRowLastColumn="0"/>
-            <w:tcW w:w="3955" w:type="dxa"/>
+            <w:tcW w:w="5395" w:type="dxa"/>
             <w:vAlign w:val="center"/>
             <w:hideMark/>
           </w:tcPr>
           <w:p>
             <w:pPr>
               <w:spacing w:line="276" w:lineRule="auto"/>
+              <w:rPr>
+                <w:b w:val="0"/>
+                <w:bCs w:val="0"/>
+              </w:rPr>
             </w:pPr>
             <w:r>
+              <w:rPr>
+                <w:b w:val="0"/>
+                <w:bCs w:val="0"/>
+              </w:rPr>
               <w:t>Message Broker</w:t>
             </w:r>
           </w:p>
         </w:tc>
         <w:tc>
           <w:tcPr>
-            <w:tcW w:w="5040" w:type="dxa"/>
+            <w:tcW w:w="3600" w:type="dxa"/>
             <w:vAlign w:val="center"/>
             <w:hideMark/>
           </w:tcPr>
@@ -9081,22 +9164,30 @@
         <w:tc>
           <w:tcPr>
             <w:cnfStyle w:val="001000000000" w:firstRow="0" w:lastRow="0" w:firstColumn="1" w:lastColumn="0" w:oddVBand="0" w:evenVBand="0" w:oddHBand="0" w:evenHBand="0" w:firstRowFirstColumn="0" w:firstRowLastColumn="0" w:lastRowFirstColumn="0" w:lastRowLastColumn="0"/>
-            <w:tcW w:w="3955" w:type="dxa"/>
+            <w:tcW w:w="5395" w:type="dxa"/>
             <w:vAlign w:val="center"/>
             <w:hideMark/>
           </w:tcPr>
           <w:p>
             <w:pPr>
               <w:spacing w:line="276" w:lineRule="auto"/>
+              <w:rPr>
+                <w:b w:val="0"/>
+                <w:bCs w:val="0"/>
+              </w:rPr>
             </w:pPr>
             <w:r>
+              <w:rPr>
+                <w:b w:val="0"/>
+                <w:bCs w:val="0"/>
+              </w:rPr>
               <w:t>Background Jobs</w:t>
             </w:r>
           </w:p>
         </w:tc>
         <w:tc>
           <w:tcPr>
-            <w:tcW w:w="5040" w:type="dxa"/>
+            <w:tcW w:w="3600" w:type="dxa"/>
             <w:vAlign w:val="center"/>
             <w:hideMark/>
           </w:tcPr>
@@ -9118,22 +9209,30 @@
         <w:tc>
           <w:tcPr>
             <w:cnfStyle w:val="001000000000" w:firstRow="0" w:lastRow="0" w:firstColumn="1" w:lastColumn="0" w:oddVBand="0" w:evenVBand="0" w:oddHBand="0" w:evenHBand="0" w:firstRowFirstColumn="0" w:firstRowLastColumn="0" w:lastRowFirstColumn="0" w:lastRowLastColumn="0"/>
-            <w:tcW w:w="3955" w:type="dxa"/>
+            <w:tcW w:w="5395" w:type="dxa"/>
             <w:vAlign w:val="center"/>
             <w:hideMark/>
           </w:tcPr>
           <w:p>
             <w:pPr>
               <w:spacing w:line="276" w:lineRule="auto"/>
+              <w:rPr>
+                <w:b w:val="0"/>
+                <w:bCs w:val="0"/>
+              </w:rPr>
             </w:pPr>
             <w:r>
+              <w:rPr>
+                <w:b w:val="0"/>
+                <w:bCs w:val="0"/>
+              </w:rPr>
               <w:t>Real-Time Communication</w:t>
             </w:r>
           </w:p>
         </w:tc>
         <w:tc>
           <w:tcPr>
-            <w:tcW w:w="5040" w:type="dxa"/>
+            <w:tcW w:w="3600" w:type="dxa"/>
             <w:vAlign w:val="center"/>
             <w:hideMark/>
           </w:tcPr>
@@ -9156,22 +9255,30 @@
         <w:tc>
           <w:tcPr>
             <w:cnfStyle w:val="001000000000" w:firstRow="0" w:lastRow="0" w:firstColumn="1" w:lastColumn="0" w:oddVBand="0" w:evenVBand="0" w:oddHBand="0" w:evenHBand="0" w:firstRowFirstColumn="0" w:firstRowLastColumn="0" w:lastRowFirstColumn="0" w:lastRowLastColumn="0"/>
-            <w:tcW w:w="3955" w:type="dxa"/>
+            <w:tcW w:w="5395" w:type="dxa"/>
             <w:vAlign w:val="center"/>
             <w:hideMark/>
           </w:tcPr>
           <w:p>
             <w:pPr>
               <w:spacing w:line="276" w:lineRule="auto"/>
+              <w:rPr>
+                <w:b w:val="0"/>
+                <w:bCs w:val="0"/>
+              </w:rPr>
             </w:pPr>
             <w:r>
+              <w:rPr>
+                <w:b w:val="0"/>
+                <w:bCs w:val="0"/>
+              </w:rPr>
               <w:t>Object Storage</w:t>
             </w:r>
           </w:p>
         </w:tc>
         <w:tc>
           <w:tcPr>
-            <w:tcW w:w="5040" w:type="dxa"/>
+            <w:tcW w:w="3600" w:type="dxa"/>
             <w:vAlign w:val="center"/>
             <w:hideMark/>
           </w:tcPr>
@@ -9193,22 +9300,30 @@
         <w:tc>
           <w:tcPr>
             <w:cnfStyle w:val="001000000000" w:firstRow="0" w:lastRow="0" w:firstColumn="1" w:lastColumn="0" w:oddVBand="0" w:evenVBand="0" w:oddHBand="0" w:evenHBand="0" w:firstRowFirstColumn="0" w:firstRowLastColumn="0" w:lastRowFirstColumn="0" w:lastRowLastColumn="0"/>
-            <w:tcW w:w="3955" w:type="dxa"/>
+            <w:tcW w:w="5395" w:type="dxa"/>
             <w:vAlign w:val="center"/>
             <w:hideMark/>
           </w:tcPr>
           <w:p>
             <w:pPr>
               <w:spacing w:line="276" w:lineRule="auto"/>
+              <w:rPr>
+                <w:b w:val="0"/>
+                <w:bCs w:val="0"/>
+              </w:rPr>
             </w:pPr>
             <w:r>
+              <w:rPr>
+                <w:b w:val="0"/>
+                <w:bCs w:val="0"/>
+              </w:rPr>
               <w:t>Performance Testing</w:t>
             </w:r>
           </w:p>
         </w:tc>
         <w:tc>
           <w:tcPr>
-            <w:tcW w:w="5040" w:type="dxa"/>
+            <w:tcW w:w="3600" w:type="dxa"/>
             <w:vAlign w:val="center"/>
             <w:hideMark/>
           </w:tcPr>
@@ -9231,22 +9346,30 @@
         <w:tc>
           <w:tcPr>
             <w:cnfStyle w:val="001000000000" w:firstRow="0" w:lastRow="0" w:firstColumn="1" w:lastColumn="0" w:oddVBand="0" w:evenVBand="0" w:oddHBand="0" w:evenHBand="0" w:firstRowFirstColumn="0" w:firstRowLastColumn="0" w:lastRowFirstColumn="0" w:lastRowLastColumn="0"/>
-            <w:tcW w:w="3955" w:type="dxa"/>
+            <w:tcW w:w="5395" w:type="dxa"/>
             <w:vAlign w:val="center"/>
             <w:hideMark/>
           </w:tcPr>
           <w:p>
             <w:pPr>
               <w:spacing w:line="276" w:lineRule="auto"/>
+              <w:rPr>
+                <w:b w:val="0"/>
+                <w:bCs w:val="0"/>
+              </w:rPr>
             </w:pPr>
             <w:r>
+              <w:rPr>
+                <w:b w:val="0"/>
+                <w:bCs w:val="0"/>
+              </w:rPr>
               <w:t>Monitoring &amp; Error Tracking</w:t>
             </w:r>
           </w:p>
         </w:tc>
         <w:tc>
           <w:tcPr>
-            <w:tcW w:w="5040" w:type="dxa"/>
+            <w:tcW w:w="3600" w:type="dxa"/>
             <w:vAlign w:val="center"/>
             <w:hideMark/>
           </w:tcPr>
@@ -9268,22 +9391,30 @@
         <w:tc>
           <w:tcPr>
             <w:cnfStyle w:val="001000000000" w:firstRow="0" w:lastRow="0" w:firstColumn="1" w:lastColumn="0" w:oddVBand="0" w:evenVBand="0" w:oddHBand="0" w:evenHBand="0" w:firstRowFirstColumn="0" w:firstRowLastColumn="0" w:lastRowFirstColumn="0" w:lastRowLastColumn="0"/>
-            <w:tcW w:w="3955" w:type="dxa"/>
+            <w:tcW w:w="5395" w:type="dxa"/>
             <w:vAlign w:val="center"/>
             <w:hideMark/>
           </w:tcPr>
           <w:p>
             <w:pPr>
               <w:spacing w:line="276" w:lineRule="auto"/>
+              <w:rPr>
+                <w:b w:val="0"/>
+                <w:bCs w:val="0"/>
+              </w:rPr>
             </w:pPr>
             <w:r>
+              <w:rPr>
+                <w:b w:val="0"/>
+                <w:bCs w:val="0"/>
+              </w:rPr>
               <w:t>Metrics</w:t>
             </w:r>
           </w:p>
         </w:tc>
         <w:tc>
           <w:tcPr>
-            <w:tcW w:w="5040" w:type="dxa"/>
+            <w:tcW w:w="3600" w:type="dxa"/>
             <w:vAlign w:val="center"/>
             <w:hideMark/>
           </w:tcPr>
@@ -9306,22 +9437,30 @@
         <w:tc>
           <w:tcPr>
             <w:cnfStyle w:val="001000000000" w:firstRow="0" w:lastRow="0" w:firstColumn="1" w:lastColumn="0" w:oddVBand="0" w:evenVBand="0" w:oddHBand="0" w:evenHBand="0" w:firstRowFirstColumn="0" w:firstRowLastColumn="0" w:lastRowFirstColumn="0" w:lastRowLastColumn="0"/>
-            <w:tcW w:w="3955" w:type="dxa"/>
+            <w:tcW w:w="5395" w:type="dxa"/>
             <w:vAlign w:val="center"/>
             <w:hideMark/>
           </w:tcPr>
           <w:p>
             <w:pPr>
               <w:spacing w:line="276" w:lineRule="auto"/>
+              <w:rPr>
+                <w:b w:val="0"/>
+                <w:bCs w:val="0"/>
+              </w:rPr>
             </w:pPr>
             <w:r>
+              <w:rPr>
+                <w:b w:val="0"/>
+                <w:bCs w:val="0"/>
+              </w:rPr>
               <w:t>Dashboards</w:t>
             </w:r>
           </w:p>
         </w:tc>
         <w:tc>
           <w:tcPr>
-            <w:tcW w:w="5040" w:type="dxa"/>
+            <w:tcW w:w="3600" w:type="dxa"/>
             <w:vAlign w:val="center"/>
             <w:hideMark/>
           </w:tcPr>
@@ -9343,22 +9482,30 @@
         <w:tc>
           <w:tcPr>
             <w:cnfStyle w:val="001000000000" w:firstRow="0" w:lastRow="0" w:firstColumn="1" w:lastColumn="0" w:oddVBand="0" w:evenVBand="0" w:oddHBand="0" w:evenHBand="0" w:firstRowFirstColumn="0" w:firstRowLastColumn="0" w:lastRowFirstColumn="0" w:lastRowLastColumn="0"/>
-            <w:tcW w:w="3955" w:type="dxa"/>
+            <w:tcW w:w="5395" w:type="dxa"/>
             <w:vAlign w:val="center"/>
             <w:hideMark/>
           </w:tcPr>
           <w:p>
             <w:pPr>
               <w:spacing w:line="276" w:lineRule="auto"/>
+              <w:rPr>
+                <w:b w:val="0"/>
+                <w:bCs w:val="0"/>
+              </w:rPr>
             </w:pPr>
             <w:r>
+              <w:rPr>
+                <w:b w:val="0"/>
+                <w:bCs w:val="0"/>
+              </w:rPr>
               <w:t>Containerization</w:t>
             </w:r>
           </w:p>
         </w:tc>
         <w:tc>
           <w:tcPr>
-            <w:tcW w:w="5040" w:type="dxa"/>
+            <w:tcW w:w="3600" w:type="dxa"/>
             <w:vAlign w:val="center"/>
             <w:hideMark/>
           </w:tcPr>
@@ -9381,22 +9528,30 @@
         <w:tc>
           <w:tcPr>
             <w:cnfStyle w:val="001000000000" w:firstRow="0" w:lastRow="0" w:firstColumn="1" w:lastColumn="0" w:oddVBand="0" w:evenVBand="0" w:oddHBand="0" w:evenHBand="0" w:firstRowFirstColumn="0" w:firstRowLastColumn="0" w:lastRowFirstColumn="0" w:lastRowLastColumn="0"/>
-            <w:tcW w:w="3955" w:type="dxa"/>
+            <w:tcW w:w="5395" w:type="dxa"/>
             <w:vAlign w:val="center"/>
             <w:hideMark/>
           </w:tcPr>
           <w:p>
             <w:pPr>
               <w:spacing w:line="276" w:lineRule="auto"/>
+              <w:rPr>
+                <w:b w:val="0"/>
+                <w:bCs w:val="0"/>
+              </w:rPr>
             </w:pPr>
             <w:r>
+              <w:rPr>
+                <w:b w:val="0"/>
+                <w:bCs w:val="0"/>
+              </w:rPr>
               <w:t>Local Orchestration</w:t>
             </w:r>
           </w:p>
         </w:tc>
         <w:tc>
           <w:tcPr>
-            <w:tcW w:w="5040" w:type="dxa"/>
+            <w:tcW w:w="3600" w:type="dxa"/>
             <w:vAlign w:val="center"/>
             <w:hideMark/>
           </w:tcPr>
@@ -9421,7 +9576,7 @@
       <w:headerReference w:type="default" r:id="rId23"/>
       <w:footerReference w:type="default" r:id="rId24"/>
       <w:pgSz w:w="11906" w:h="16838" w:code="9"/>
-      <w:pgMar w:top="1411" w:right="850" w:bottom="1411" w:left="1699" w:header="720" w:footer="432" w:gutter="0"/>
+      <w:pgMar w:top="1411" w:right="850" w:bottom="1411" w:left="1699" w:header="720" w:footer="288" w:gutter="0"/>
       <w:cols w:space="720"/>
       <w:docGrid w:linePitch="360"/>
     </w:sectPr>
@@ -9592,13 +9747,7 @@
         <w:rPr>
           <w:color w:val="000000" w:themeColor="text1"/>
         </w:rPr>
-        <w:t xml:space="preserve">  </w:t>
-      </w:r>
-      <w:r>
-        <w:rPr>
-          <w:color w:val="000000" w:themeColor="text1"/>
-        </w:rPr>
-        <w:t>Verce</w:t>
+        <w:t xml:space="preserve">  Verce</w:t>
       </w:r>
       <w:r>
         <w:rPr>
@@ -9687,11 +9836,19 @@
         </w:rPr>
         <w:t xml:space="preserve"> </w:t>
       </w:r>
+      <w:proofErr w:type="spellStart"/>
       <w:r>
         <w:rPr>
           <w:color w:val="000000" w:themeColor="text1"/>
         </w:rPr>
-        <w:t xml:space="preserve">OpenJS Foundation. </w:t>
+        <w:t>OpenJS</w:t>
+      </w:r>
+      <w:proofErr w:type="spellEnd"/>
+      <w:r>
+        <w:rPr>
+          <w:color w:val="000000" w:themeColor="text1"/>
+        </w:rPr>
+        <w:t xml:space="preserve"> Foundation. </w:t>
       </w:r>
       <w:r>
         <w:rPr>
@@ -9766,13 +9923,7 @@
         <w:rPr>
           <w:color w:val="000000" w:themeColor="text1"/>
         </w:rPr>
-        <w:t xml:space="preserve"> </w:t>
-      </w:r>
-      <w:r>
-        <w:rPr>
-          <w:color w:val="000000" w:themeColor="text1"/>
-        </w:rPr>
-        <w:t xml:space="preserve">Meta. </w:t>
+        <w:t xml:space="preserve"> Meta. </w:t>
       </w:r>
       <w:r>
         <w:rPr>
@@ -9818,13 +9969,7 @@
         <w:rPr>
           <w:color w:val="000000" w:themeColor="text1"/>
         </w:rPr>
-        <w:t xml:space="preserve"> </w:t>
-      </w:r>
-      <w:r>
-        <w:rPr>
-          <w:color w:val="000000" w:themeColor="text1"/>
-        </w:rPr>
-        <w:t xml:space="preserve">NestJS. </w:t>
+        <w:t xml:space="preserve"> NestJS. </w:t>
       </w:r>
       <w:r>
         <w:rPr>
@@ -9941,13 +10086,7 @@
         <w:rPr>
           <w:color w:val="000000" w:themeColor="text1"/>
         </w:rPr>
-        <w:t xml:space="preserve"> </w:t>
-      </w:r>
-      <w:r>
-        <w:rPr>
-          <w:color w:val="000000" w:themeColor="text1"/>
-        </w:rPr>
-        <w:t xml:space="preserve">pgvector Contributors. </w:t>
+        <w:t xml:space="preserve"> pgvector Contributors. </w:t>
       </w:r>
       <w:r>
         <w:rPr>
@@ -10022,13 +10161,7 @@
         <w:rPr>
           <w:color w:val="000000" w:themeColor="text1"/>
         </w:rPr>
-        <w:t xml:space="preserve"> </w:t>
-      </w:r>
-      <w:r>
-        <w:rPr>
-          <w:color w:val="000000" w:themeColor="text1"/>
-        </w:rPr>
-        <w:t xml:space="preserve">Neo4j. </w:t>
+        <w:t xml:space="preserve"> Neo4j. </w:t>
       </w:r>
       <w:r>
         <w:rPr>
@@ -10074,13 +10207,7 @@
         <w:rPr>
           <w:color w:val="000000" w:themeColor="text1"/>
         </w:rPr>
-        <w:t xml:space="preserve"> </w:t>
-      </w:r>
-      <w:r>
-        <w:rPr>
-          <w:color w:val="000000" w:themeColor="text1"/>
-        </w:rPr>
-        <w:t xml:space="preserve">Redis Ltd. </w:t>
+        <w:t xml:space="preserve"> Redis Ltd. </w:t>
       </w:r>
       <w:r>
         <w:rPr>
@@ -10126,13 +10253,7 @@
         <w:rPr>
           <w:color w:val="000000" w:themeColor="text1"/>
         </w:rPr>
-        <w:t xml:space="preserve"> </w:t>
-      </w:r>
-      <w:r>
-        <w:rPr>
-          <w:color w:val="000000" w:themeColor="text1"/>
-        </w:rPr>
-        <w:t xml:space="preserve">Prisma. </w:t>
+        <w:t xml:space="preserve"> Prisma. </w:t>
       </w:r>
       <w:r>
         <w:rPr>
@@ -10178,13 +10299,7 @@
         <w:rPr>
           <w:color w:val="000000" w:themeColor="text1"/>
         </w:rPr>
-        <w:t xml:space="preserve"> </w:t>
-      </w:r>
-      <w:r>
-        <w:rPr>
-          <w:color w:val="000000" w:themeColor="text1"/>
-        </w:rPr>
-        <w:t xml:space="preserve">RabbitMQ Team. </w:t>
+        <w:t xml:space="preserve"> RabbitMQ Team. </w:t>
       </w:r>
       <w:r>
         <w:rPr>
@@ -10230,13 +10345,7 @@
         <w:rPr>
           <w:color w:val="000000" w:themeColor="text1"/>
         </w:rPr>
-        <w:t xml:space="preserve"> </w:t>
-      </w:r>
-      <w:r>
-        <w:rPr>
-          <w:color w:val="000000" w:themeColor="text1"/>
-        </w:rPr>
-        <w:t xml:space="preserve">Taskforce.sh. </w:t>
+        <w:t xml:space="preserve"> Taskforce.sh. </w:t>
       </w:r>
       <w:r>
         <w:rPr>
@@ -10363,13 +10472,7 @@
         <w:rPr>
           <w:color w:val="000000" w:themeColor="text1"/>
         </w:rPr>
-        <w:t xml:space="preserve"> </w:t>
-      </w:r>
-      <w:r>
-        <w:rPr>
-          <w:color w:val="000000" w:themeColor="text1"/>
-        </w:rPr>
-        <w:t xml:space="preserve">Cloudflare. </w:t>
+        <w:t xml:space="preserve"> Cloudflare. </w:t>
       </w:r>
       <w:r>
         <w:rPr>
@@ -10415,13 +10518,7 @@
         <w:rPr>
           <w:color w:val="000000" w:themeColor="text1"/>
         </w:rPr>
-        <w:t xml:space="preserve"> </w:t>
-      </w:r>
-      <w:r>
-        <w:rPr>
-          <w:color w:val="000000" w:themeColor="text1"/>
-        </w:rPr>
-        <w:t xml:space="preserve">Apache Software Foundation. </w:t>
+        <w:t xml:space="preserve"> Apache Software Foundation. </w:t>
       </w:r>
       <w:r>
         <w:rPr>
@@ -10467,13 +10564,7 @@
         <w:rPr>
           <w:color w:val="000000" w:themeColor="text1"/>
         </w:rPr>
-        <w:t xml:space="preserve"> </w:t>
-      </w:r>
-      <w:r>
-        <w:rPr>
-          <w:color w:val="000000" w:themeColor="text1"/>
-        </w:rPr>
-        <w:t xml:space="preserve">Sentry. </w:t>
+        <w:t xml:space="preserve"> Sentry. </w:t>
       </w:r>
       <w:r>
         <w:rPr>
@@ -10571,13 +10662,7 @@
         <w:rPr>
           <w:color w:val="000000" w:themeColor="text1"/>
         </w:rPr>
-        <w:t xml:space="preserve"> </w:t>
-      </w:r>
-      <w:r>
-        <w:rPr>
-          <w:color w:val="000000" w:themeColor="text1"/>
-        </w:rPr>
-        <w:t xml:space="preserve">Prometheus Authors. </w:t>
+        <w:t xml:space="preserve"> Prometheus Authors. </w:t>
       </w:r>
       <w:r>
         <w:rPr>
@@ -44108,6 +44193,7 @@
   <w:style w:type="character" w:default="1" w:styleId="DefaultParagraphFont">
     <w:name w:val="Default Paragraph Font"/>
     <w:uiPriority w:val="1"/>
+    <w:semiHidden/>
     <w:unhideWhenUsed/>
   </w:style>
   <w:style w:type="table" w:default="1" w:styleId="TableNormal">
@@ -44545,7 +44631,7 @@
     <w:autoRedefine/>
     <w:uiPriority w:val="39"/>
     <w:unhideWhenUsed/>
-    <w:rsid w:val="00C74537"/>
+    <w:rsid w:val="00DD7250"/>
     <w:pPr>
       <w:tabs>
         <w:tab w:val="right" w:leader="dot" w:pos="9347"/>
@@ -44553,8 +44639,6 @@
       <w:spacing w:after="100"/>
     </w:pPr>
     <w:rPr>
-      <w:b/>
-      <w:bCs/>
       <w:noProof/>
     </w:rPr>
   </w:style>
@@ -44565,7 +44649,7 @@
     <w:autoRedefine/>
     <w:uiPriority w:val="39"/>
     <w:unhideWhenUsed/>
-    <w:rsid w:val="00C74537"/>
+    <w:rsid w:val="00DD7250"/>
     <w:pPr>
       <w:tabs>
         <w:tab w:val="right" w:leader="dot" w:pos="9347"/>
@@ -44574,8 +44658,6 @@
       <w:ind w:left="240"/>
     </w:pPr>
     <w:rPr>
-      <w:b/>
-      <w:bCs/>
       <w:noProof/>
     </w:rPr>
   </w:style>
